--- a/01 Tanakh/31 Rut/Rut 03.docx
+++ b/01 Tanakh/31 Rut/Rut 03.docx
@@ -647,56 +647,253 @@
 <w:ftr xmlns:mc="http://schemas.openxmlformats.org/markup-compatibility/2006" xmlns:o="urn:schemas-microsoft-com:office:office" xmlns:r="http://schemas.openxmlformats.org/officeDocument/2006/relationships" xmlns:m="http://schemas.openxmlformats.org/officeDocument/2006/math" xmlns:v="urn:schemas-microsoft-com:vml" xmlns:wp="http://schemas.openxmlformats.org/drawingml/2006/wordprocessingDrawing" xmlns:w10="urn:schemas-microsoft-com:office:word" xmlns:w="http://schemas.openxmlformats.org/wordprocessingml/2006/main" xmlns:wne="http://schemas.microsoft.com/office/word/2006/wordml" xmlns:sl="http://schemas.openxmlformats.org/schemaLibrary/2006/main" xmlns:a="http://schemas.openxmlformats.org/drawingml/2006/main" xmlns:pic="http://schemas.openxmlformats.org/drawingml/2006/picture" xmlns:c="http://schemas.openxmlformats.org/drawingml/2006/chart" xmlns:lc="http://schemas.openxmlformats.org/drawingml/2006/lockedCanvas" xmlns:dgm="http://schemas.openxmlformats.org/drawingml/2006/diagram" xmlns:wps="http://schemas.microsoft.com/office/word/2010/wordprocessingShape" xmlns:wpg="http://schemas.microsoft.com/office/word/2010/wordprocessingGroup" xmlns:w14="http://schemas.microsoft.com/office/word/2010/wordml" xmlns:w15="http://schemas.microsoft.com/office/word/2012/wordml" xmlns:w16="http://schemas.microsoft.com/office/word/2018/wordml" xmlns:w16cex="http://schemas.microsoft.com/office/word/2018/wordml/cex" xmlns:w16cid="http://schemas.microsoft.com/office/word/2016/wordml/cid" xmlns="http://schemas.microsoft.com/office/tasks/2019/documenttasks" xmlns:cr="http://schemas.microsoft.com/office/comments/2020/reactions">
   <w:p>
     <w:pPr>
+      <w:ind w:left="720" w:firstLine="0"/>
       <w:jc w:val="center"/>
-      <w:rPr/>
-    </w:pPr>
-    <w:r>
       <w:rPr>
         <w:sz w:val="18"/>
         <w:szCs w:val="18"/>
+      </w:rPr>
+    </w:pPr>
+    <w:r>
+      <w:rPr>
+        <w:sz w:val="20"/>
+        <w:szCs w:val="20"/>
+        <w:rtl w:val="1"/>
+      </w:rPr>
+      <w:t xml:space="preserve">א</w:t>
+    </w:r>
+    <w:r>
+      <w:rPr>
+        <w:sz w:val="20"/>
+        <w:szCs w:val="20"/>
+        <w:rtl w:val="1"/>
+      </w:rPr>
+      <w:t xml:space="preserve">ֲ</w:t>
+    </w:r>
+    <w:r>
+      <w:rPr>
+        <w:sz w:val="20"/>
+        <w:szCs w:val="20"/>
+        <w:rtl w:val="1"/>
+      </w:rPr>
+      <w:t xml:space="preserve">נ</w:t>
+    </w:r>
+    <w:r>
+      <w:rPr>
+        <w:sz w:val="20"/>
+        <w:szCs w:val="20"/>
+        <w:rtl w:val="1"/>
+      </w:rPr>
+      <w:t xml:space="preserve">ִ</w:t>
+    </w:r>
+    <w:r>
+      <w:rPr>
+        <w:sz w:val="20"/>
+        <w:szCs w:val="20"/>
+        <w:rtl w:val="1"/>
+      </w:rPr>
+      <w:t xml:space="preserve">י</w:t>
+    </w:r>
+    <w:r>
+      <w:rPr>
+        <w:sz w:val="20"/>
+        <w:szCs w:val="20"/>
+        <w:rtl w:val="1"/>
+      </w:rPr>
+      <w:t xml:space="preserve"> </w:t>
+    </w:r>
+    <w:r>
+      <w:rPr>
+        <w:sz w:val="20"/>
+        <w:szCs w:val="20"/>
+        <w:rtl w:val="1"/>
+      </w:rPr>
+      <w:t xml:space="preserve">ה</w:t>
+    </w:r>
+    <w:r>
+      <w:rPr>
+        <w:sz w:val="20"/>
+        <w:szCs w:val="20"/>
+        <w:rtl w:val="1"/>
+      </w:rPr>
+      <w:t xml:space="preserve">ָ</w:t>
+    </w:r>
+    <w:r>
+      <w:rPr>
+        <w:sz w:val="20"/>
+        <w:szCs w:val="20"/>
+        <w:rtl w:val="1"/>
+      </w:rPr>
+      <w:t xml:space="preserve">א</w:t>
+    </w:r>
+    <w:r>
+      <w:rPr>
+        <w:sz w:val="20"/>
+        <w:szCs w:val="20"/>
+        <w:rtl w:val="1"/>
+      </w:rPr>
+      <w:t xml:space="preserve">ָ</w:t>
+    </w:r>
+    <w:r>
+      <w:rPr>
+        <w:sz w:val="20"/>
+        <w:szCs w:val="20"/>
+        <w:rtl w:val="1"/>
+      </w:rPr>
+      <w:t xml:space="preserve">ל</w:t>
+    </w:r>
+    <w:r>
+      <w:rPr>
+        <w:sz w:val="20"/>
+        <w:szCs w:val="20"/>
+        <w:rtl w:val="1"/>
+      </w:rPr>
+      <w:t xml:space="preserve">ֶ</w:t>
+    </w:r>
+    <w:r>
+      <w:rPr>
+        <w:sz w:val="20"/>
+        <w:szCs w:val="20"/>
+        <w:rtl w:val="1"/>
+      </w:rPr>
+      <w:t xml:space="preserve">ף</w:t>
+    </w:r>
+    <w:r>
+      <w:rPr>
+        <w:sz w:val="20"/>
+        <w:szCs w:val="20"/>
+        <w:rtl w:val="1"/>
+      </w:rPr>
+      <w:t xml:space="preserve"> </w:t>
+    </w:r>
+    <w:r>
+      <w:rPr>
+        <w:sz w:val="20"/>
+        <w:szCs w:val="20"/>
+        <w:rtl w:val="1"/>
+      </w:rPr>
+      <w:t xml:space="preserve">א</w:t>
+    </w:r>
+    <w:r>
+      <w:rPr>
+        <w:sz w:val="20"/>
+        <w:szCs w:val="20"/>
+        <w:rtl w:val="1"/>
+      </w:rPr>
+      <w:t xml:space="preserve">ַ</w:t>
+    </w:r>
+    <w:r>
+      <w:rPr>
+        <w:sz w:val="20"/>
+        <w:szCs w:val="20"/>
+        <w:rtl w:val="1"/>
+      </w:rPr>
+      <w:t xml:space="preserve">ף</w:t>
+    </w:r>
+    <w:r>
+      <w:rPr>
+        <w:sz w:val="20"/>
+        <w:szCs w:val="20"/>
+        <w:rtl w:val="1"/>
+      </w:rPr>
+      <w:t xml:space="preserve"> </w:t>
+    </w:r>
+    <w:r>
+      <w:rPr>
+        <w:sz w:val="20"/>
+        <w:szCs w:val="20"/>
+        <w:rtl w:val="1"/>
+      </w:rPr>
+      <w:t xml:space="preserve">א</w:t>
+    </w:r>
+    <w:r>
+      <w:rPr>
+        <w:sz w:val="20"/>
+        <w:szCs w:val="20"/>
+        <w:rtl w:val="1"/>
+      </w:rPr>
+      <w:t xml:space="preserve">ֲ</w:t>
+    </w:r>
+    <w:r>
+      <w:rPr>
+        <w:sz w:val="20"/>
+        <w:szCs w:val="20"/>
+        <w:rtl w:val="1"/>
+      </w:rPr>
+      <w:t xml:space="preserve">נ</w:t>
+    </w:r>
+    <w:r>
+      <w:rPr>
+        <w:sz w:val="20"/>
+        <w:szCs w:val="20"/>
+        <w:rtl w:val="1"/>
+      </w:rPr>
+      <w:t xml:space="preserve">ִ</w:t>
+    </w:r>
+    <w:r>
+      <w:rPr>
+        <w:sz w:val="20"/>
+        <w:szCs w:val="20"/>
+        <w:rtl w:val="1"/>
+      </w:rPr>
+      <w:t xml:space="preserve">י</w:t>
+    </w:r>
+    <w:r>
+      <w:rPr>
+        <w:sz w:val="20"/>
+        <w:szCs w:val="20"/>
+        <w:rtl w:val="1"/>
+      </w:rPr>
+      <w:t xml:space="preserve"> </w:t>
+    </w:r>
+    <w:r>
+      <w:rPr>
+        <w:sz w:val="20"/>
+        <w:szCs w:val="20"/>
+        <w:rtl w:val="1"/>
+      </w:rPr>
+      <w:t xml:space="preserve">ה</w:t>
+    </w:r>
+    <w:r>
+      <w:rPr>
+        <w:sz w:val="20"/>
+        <w:szCs w:val="20"/>
+        <w:rtl w:val="1"/>
+      </w:rPr>
+      <w:t xml:space="preserve">ַ</w:t>
+    </w:r>
+    <w:r>
+      <w:rPr>
+        <w:sz w:val="20"/>
+        <w:szCs w:val="20"/>
+        <w:rtl w:val="1"/>
+      </w:rPr>
+      <w:t xml:space="preserve">ת</w:t>
+    </w:r>
+    <w:r>
+      <w:rPr>
+        <w:sz w:val="20"/>
+        <w:szCs w:val="20"/>
+        <w:rtl w:val="1"/>
+      </w:rPr>
+      <w:t xml:space="preserve">ָּ</w:t>
+    </w:r>
+    <w:r>
+      <w:rPr>
+        <w:sz w:val="20"/>
+        <w:szCs w:val="20"/>
+        <w:rtl w:val="1"/>
+      </w:rPr>
+      <w:t xml:space="preserve">ו</w:t>
+    </w:r>
+    <w:r>
+      <w:rPr>
+        <w:sz w:val="20"/>
+        <w:szCs w:val="20"/>
         <w:rtl w:val="0"/>
       </w:rPr>
-      <w:t xml:space="preserve">Modded from: The TLV Bible / </w:t>
-    </w:r>
-    <w:r>
-      <w:rPr>
-        <w:sz w:val="20"/>
-        <w:szCs w:val="20"/>
-        <w:rtl w:val="1"/>
-      </w:rPr>
-      <w:t xml:space="preserve">תנ</w:t>
-    </w:r>
-    <w:r>
-      <w:rPr>
-        <w:sz w:val="20"/>
-        <w:szCs w:val="20"/>
-        <w:rtl w:val="1"/>
-      </w:rPr>
-      <w:t xml:space="preserve">"</w:t>
-    </w:r>
-    <w:r>
-      <w:rPr>
-        <w:sz w:val="20"/>
-        <w:szCs w:val="20"/>
-        <w:rtl w:val="1"/>
-      </w:rPr>
-      <w:t xml:space="preserve">ך</w:t>
-    </w:r>
-    <w:r>
-      <w:rPr>
-        <w:sz w:val="20"/>
-        <w:szCs w:val="20"/>
-        <w:rtl w:val="1"/>
-      </w:rPr>
-      <w:t xml:space="preserve"> </w:t>
-    </w:r>
-    <w:r>
-      <w:rPr>
-        <w:sz w:val="20"/>
-        <w:szCs w:val="20"/>
-        <w:rtl w:val="1"/>
-      </w:rPr>
-      <w:t xml:space="preserve">ומודרני</w:t>
+      <w:t xml:space="preserve">         </w:t>
+      <w:tab/>
     </w:r>
     <w:r>
       <w:rPr>
@@ -712,7 +909,10 @@
   <w:p>
     <w:pPr>
       <w:bidi w:val="1"/>
-      <w:rPr/>
+      <w:rPr>
+        <w:sz w:val="26"/>
+        <w:szCs w:val="26"/>
+      </w:rPr>
     </w:pPr>
     <w:r>
       <w:rPr>
@@ -768,13 +968,18 @@
       <w:tab/>
       <w:t xml:space="preserve">   </w:t>
       <w:tab/>
-      <w:t xml:space="preserve">                  </w:t>
+      <w:t xml:space="preserve">             </w:t>
     </w:r>
     <w:r>
       <w:rPr>
         <w:rtl w:val="0"/>
       </w:rPr>
-      <w:t xml:space="preserve">The Elohim Bible</w:t>
+      <w:t xml:space="preserve">The EH'YEH Seisho</w:t>
+    </w:r>
+    <w:r>
+      <w:rPr>
+        <w:rtl w:val="0"/>
+      </w:rPr>
     </w:r>
   </w:p>
 </w:hdr>
